--- a/backend_api/templates/presentation_truck_supervision.docx
+++ b/backend_api/templates/presentation_truck_supervision.docx
@@ -326,6 +326,7 @@
         </w:rPr>
         <w:t>{</w:t>
       </w:r>
+      <w:proofErr w:type="spellStart"/>
       <w:r>
         <w:rPr>
           <w:rFonts w:ascii="Arial" w:hAnsi="Arial" w:cs="Arial"/>
@@ -337,6 +338,7 @@
         </w:rPr>
         <w:t>cert_no</w:t>
       </w:r>
+      <w:proofErr w:type="spellEnd"/>
       <w:r>
         <w:rPr>
           <w:rFonts w:ascii="Arial" w:hAnsi="Arial" w:cs="Arial"/>
@@ -510,7 +512,25 @@
           <w:sz w:val="56"/>
           <w:szCs w:val="56"/>
         </w:rPr>
-        <w:t>{vessel_name}</w:t>
+        <w:t>{</w:t>
+      </w:r>
+      <w:proofErr w:type="spellStart"/>
+      <w:r>
+        <w:rPr>
+          <w:b/>
+          <w:sz w:val="56"/>
+          <w:szCs w:val="56"/>
+        </w:rPr>
+        <w:t>vessel_name</w:t>
+      </w:r>
+      <w:proofErr w:type="spellEnd"/>
+      <w:r>
+        <w:rPr>
+          <w:b/>
+          <w:sz w:val="56"/>
+          <w:szCs w:val="56"/>
+        </w:rPr>
+        <w:t>}</w:t>
       </w:r>
     </w:p>
     <w:p>
@@ -538,6 +558,16 @@
           <w:sz w:val="56"/>
           <w:szCs w:val="56"/>
         </w:rPr>
+        <w:tab/>
+      </w:r>
+      <w:proofErr w:type="gramStart"/>
+      <w:r>
+        <w:rPr>
+          <w:b/>
+          <w:bCs/>
+          <w:sz w:val="56"/>
+          <w:szCs w:val="56"/>
+        </w:rPr>
         <w:t>GRT:</w:t>
       </w:r>
       <w:r>
@@ -547,7 +577,17 @@
           <w:sz w:val="56"/>
           <w:szCs w:val="56"/>
         </w:rPr>
-        <w:t xml:space="preserve"> {ship_grt}</w:t>
+        <w:t xml:space="preserve"> {</w:t>
+      </w:r>
+      <w:proofErr w:type="gramEnd"/>
+      <w:r>
+        <w:rPr>
+          <w:b/>
+          <w:bCs/>
+          <w:sz w:val="56"/>
+          <w:szCs w:val="56"/>
+        </w:rPr>
+        <w:t>ship_grt}</w:t>
       </w:r>
     </w:p>
     <w:p>
@@ -575,6 +615,16 @@
           <w:sz w:val="56"/>
           <w:szCs w:val="56"/>
         </w:rPr>
+        <w:tab/>
+      </w:r>
+      <w:proofErr w:type="gramStart"/>
+      <w:r>
+        <w:rPr>
+          <w:b/>
+          <w:bCs/>
+          <w:sz w:val="56"/>
+          <w:szCs w:val="56"/>
+        </w:rPr>
         <w:t>NRT:</w:t>
       </w:r>
       <w:r>
@@ -584,7 +634,17 @@
           <w:sz w:val="56"/>
           <w:szCs w:val="56"/>
         </w:rPr>
-        <w:t xml:space="preserve"> {ship_nrt}</w:t>
+        <w:t xml:space="preserve"> {</w:t>
+      </w:r>
+      <w:proofErr w:type="gramEnd"/>
+      <w:r>
+        <w:rPr>
+          <w:b/>
+          <w:bCs/>
+          <w:sz w:val="56"/>
+          <w:szCs w:val="56"/>
+        </w:rPr>
+        <w:t>ship_nrt}</w:t>
       </w:r>
     </w:p>
     <w:p>
@@ -632,7 +692,27 @@
           <w:sz w:val="56"/>
           <w:szCs w:val="56"/>
         </w:rPr>
-        <w:t>{requested_by}</w:t>
+        <w:t>{</w:t>
+      </w:r>
+      <w:proofErr w:type="spellStart"/>
+      <w:r>
+        <w:rPr>
+          <w:b/>
+          <w:bCs/>
+          <w:sz w:val="56"/>
+          <w:szCs w:val="56"/>
+        </w:rPr>
+        <w:t>requested_by</w:t>
+      </w:r>
+      <w:proofErr w:type="spellEnd"/>
+      <w:r>
+        <w:rPr>
+          <w:b/>
+          <w:bCs/>
+          <w:sz w:val="56"/>
+          <w:szCs w:val="56"/>
+        </w:rPr>
+        <w:t>}</w:t>
       </w:r>
     </w:p>
     <w:p>
@@ -690,7 +770,29 @@
           <w:szCs w:val="28"/>
           <w:lang w:val="es-MX"/>
         </w:rPr>
-        <w:t xml:space="preserve">{sampling_start_time}          </w:t>
+        <w:t>{</w:t>
+      </w:r>
+      <w:proofErr w:type="spellStart"/>
+      <w:r>
+        <w:rPr>
+          <w:b/>
+          <w:bCs/>
+          <w:sz w:val="28"/>
+          <w:szCs w:val="28"/>
+          <w:lang w:val="es-MX"/>
+        </w:rPr>
+        <w:t>sampling_start_time</w:t>
+      </w:r>
+      <w:proofErr w:type="spellEnd"/>
+      <w:r>
+        <w:rPr>
+          <w:b/>
+          <w:bCs/>
+          <w:sz w:val="28"/>
+          <w:szCs w:val="28"/>
+          <w:lang w:val="es-MX"/>
+        </w:rPr>
+        <w:t xml:space="preserve">}          </w:t>
       </w:r>
     </w:p>
     <w:p>

--- a/backend_api/templates/presentation_truck_supervision.docx
+++ b/backend_api/templates/presentation_truck_supervision.docx
@@ -61,6 +61,7 @@
             </w14:srgbClr>
           </w14:shadow>
         </w:rPr>
+        <w:jc w:val="center"/>
       </w:pPr>
       <w:r>
         <w:rPr>
@@ -463,49 +464,8 @@
           <w:sz w:val="56"/>
           <w:szCs w:val="56"/>
         </w:rPr>
-      </w:pPr>
-      <w:r>
-        <w:rPr>
-          <w:b/>
-          <w:color w:val="000000"/>
-          <w:spacing w:val="22"/>
-          <w:sz w:val="20"/>
-          <w14:shadow w14:blurRad="50800" w14:dist="38100" w14:dir="2700000" w14:sx="100000" w14:sy="100000" w14:kx="0" w14:ky="0" w14:algn="tl">
-            <w14:srgbClr w14:val="000000">
-              <w14:alpha w14:val="60000"/>
-            </w14:srgbClr>
-          </w14:shadow>
-        </w:rPr>
-        <w:tab/>
-      </w:r>
-      <w:r>
-        <w:rPr>
-          <w:b/>
-          <w:color w:val="000000"/>
-          <w:spacing w:val="22"/>
-          <w:sz w:val="20"/>
-          <w14:shadow w14:blurRad="50800" w14:dist="38100" w14:dir="2700000" w14:sx="100000" w14:sy="100000" w14:kx="0" w14:ky="0" w14:algn="tl">
-            <w14:srgbClr w14:val="000000">
-              <w14:alpha w14:val="60000"/>
-            </w14:srgbClr>
-          </w14:shadow>
-        </w:rPr>
-        <w:tab/>
-      </w:r>
-      <w:r>
-        <w:rPr>
-          <w:b/>
-          <w:color w:val="000000"/>
-          <w:spacing w:val="22"/>
-          <w:sz w:val="20"/>
-          <w14:shadow w14:blurRad="50800" w14:dist="38100" w14:dir="2700000" w14:sx="100000" w14:sy="100000" w14:kx="0" w14:ky="0" w14:algn="tl">
-            <w14:srgbClr w14:val="000000">
-              <w14:alpha w14:val="60000"/>
-            </w14:srgbClr>
-          </w14:shadow>
-        </w:rPr>
-        <w:tab/>
-      </w:r>
+        <w:jc w:val="center"/>
+      </w:pPr>
       <w:r>
         <w:rPr>
           <w:b/>
@@ -541,25 +501,8 @@
           <w:sz w:val="56"/>
           <w:szCs w:val="56"/>
         </w:rPr>
-      </w:pPr>
-      <w:r>
-        <w:rPr>
-          <w:b/>
-          <w:bCs/>
-          <w:sz w:val="56"/>
-          <w:szCs w:val="56"/>
-        </w:rPr>
-        <w:t xml:space="preserve">                 </w:t>
-      </w:r>
-      <w:r>
-        <w:rPr>
-          <w:b/>
-          <w:bCs/>
-          <w:sz w:val="56"/>
-          <w:szCs w:val="56"/>
-        </w:rPr>
-        <w:tab/>
-      </w:r>
+        <w:jc w:val="center"/>
+      </w:pPr>
       <w:proofErr w:type="gramStart"/>
       <w:r>
         <w:rPr>
@@ -598,25 +541,8 @@
           <w:sz w:val="56"/>
           <w:szCs w:val="56"/>
         </w:rPr>
-      </w:pPr>
-      <w:r>
-        <w:rPr>
-          <w:b/>
-          <w:bCs/>
-          <w:sz w:val="56"/>
-          <w:szCs w:val="56"/>
-        </w:rPr>
-        <w:t xml:space="preserve">                 </w:t>
-      </w:r>
-      <w:r>
-        <w:rPr>
-          <w:b/>
-          <w:bCs/>
-          <w:sz w:val="56"/>
-          <w:szCs w:val="56"/>
-        </w:rPr>
-        <w:tab/>
-      </w:r>
+        <w:jc w:val="center"/>
+      </w:pPr>
       <w:proofErr w:type="gramStart"/>
       <w:r>
         <w:rPr>
@@ -665,26 +591,8 @@
           <w:sz w:val="56"/>
           <w:szCs w:val="56"/>
         </w:rPr>
-      </w:pPr>
-      <w:r>
-        <w:rPr>
-          <w:b/>
-          <w:bCs/>
-          <w:sz w:val="56"/>
-          <w:szCs w:val="56"/>
-        </w:rPr>
-        <w:tab/>
-        <w:t xml:space="preserve">       </w:t>
-      </w:r>
-      <w:r>
-        <w:rPr>
-          <w:b/>
-          <w:bCs/>
-          <w:sz w:val="56"/>
-          <w:szCs w:val="56"/>
-        </w:rPr>
-        <w:t xml:space="preserve">   </w:t>
-      </w:r>
+        <w:jc w:val="center"/>
+      </w:pPr>
       <w:r>
         <w:rPr>
           <w:b/>
@@ -734,16 +642,8 @@
           <w:szCs w:val="28"/>
           <w:lang w:val="es-MX"/>
         </w:rPr>
-      </w:pPr>
-      <w:r>
-        <w:rPr>
-          <w:b/>
-          <w:bCs/>
-          <w:sz w:val="56"/>
-          <w:szCs w:val="56"/>
-        </w:rPr>
-        <w:t xml:space="preserve"> </w:t>
-      </w:r>
+        <w:jc w:val="center"/>
+      </w:pPr>
       <w:r>
         <w:rPr>
           <w:b/>
